--- a/Miguel Alves - Animais soltos em vias/Projeto de Lei de Iniciativa Popular e Exposição de Motivos.docx
+++ b/Miguel Alves - Animais soltos em vias/Projeto de Lei de Iniciativa Popular e Exposição de Motivos.docx
@@ -757,17 +757,17 @@
         <w:jc w:val="both"/>
       </w:pPr>
       <w:r>
-        <w:t xml:space="preserve">I – animal de médio porte: 15 (quinze) UFIR;</w:t>
-      </w:r>
-    </w:p>
-    <w:p>
-      <w:pPr>
-        <w:spacing w:after="100" w:line="360"/>
-        <w:ind w:left="709"/>
-        <w:jc w:val="both"/>
-      </w:pPr>
-      <w:r>
-        <w:t xml:space="preserve">II – animal de grande porte: 30 (trinta) UFIR.</w:t>
+        <w:t xml:space="preserve">I – animal de médio porte: 30 (trinta) UFIR;</w:t>
+      </w:r>
+    </w:p>
+    <w:p>
+      <w:pPr>
+        <w:spacing w:after="100" w:line="360"/>
+        <w:ind w:left="709"/>
+        <w:jc w:val="both"/>
+      </w:pPr>
+      <w:r>
+        <w:t xml:space="preserve">II – animal de grande porte: 60 (sessenta) UFIR.</w:t>
       </w:r>
     </w:p>
     <w:p>
@@ -784,7 +784,7 @@
         <w:t xml:space="preserve">§ 1º </w:t>
       </w:r>
       <w:r>
-        <w:t xml:space="preserve">Na primeira reincidência, a multa será aplicada em dobro e, a partir da segunda reincidência, em triplo.</w:t>
+        <w:t xml:space="preserve">Na primeira reincidência, a multa será aplicada em triplo e, a partir da segunda reincidência, em quíntuplo.</w:t>
       </w:r>
     </w:p>
     <w:p>
@@ -819,6 +819,40 @@
       </w:r>
       <w:r>
         <w:t xml:space="preserve">A multa independe da apreensão e poderá ser aplicada ainda que o animal não seja recolhido, desde que o responsável seja identificado.</w:t>
+      </w:r>
+    </w:p>
+    <w:p>
+      <w:pPr>
+        <w:spacing w:after="140" w:line="360"/>
+        <w:ind w:firstLine="709"/>
+        <w:jc w:val="both"/>
+      </w:pPr>
+      <w:r>
+        <w:rPr>
+          <w:b/>
+          <w:bCs/>
+        </w:rPr>
+        <w:t xml:space="preserve">§ 4º </w:t>
+      </w:r>
+      <w:r>
+        <w:t xml:space="preserve">Na primeira infração, a multa será reduzida em 50% (cinquenta por cento) se o responsável efetuar o pagamento no prazo de 15 (quinze) dias, contados da notificação, e firmar o termo de compromisso previsto no art. 10, IV, desta Lei, vedada a redução em caso de reincidência ou de acidente de trânsito.</w:t>
+      </w:r>
+    </w:p>
+    <w:p>
+      <w:pPr>
+        <w:spacing w:after="140" w:line="360"/>
+        <w:ind w:firstLine="709"/>
+        <w:jc w:val="both"/>
+      </w:pPr>
+      <w:r>
+        <w:rPr>
+          <w:b/>
+          <w:bCs/>
+        </w:rPr>
+        <w:t xml:space="preserve">§ 5º </w:t>
+      </w:r>
+      <w:r>
+        <w:t xml:space="preserve">A partir da segunda reincidência, a liberação do animal apreendido ficará condicionada, além do disposto no art. 10, à comprovação, mediante vistoria do órgão municipal competente, da adequação das cercas, porteiras ou instalações destinadas à contenção dos animais.</w:t>
       </w:r>
     </w:p>
     <w:p>
@@ -1298,7 +1332,17 @@
         <w:jc w:val="both"/>
       </w:pPr>
       <w:r>
-        <w:t xml:space="preserve">O projeto (i) proíbe a permanência de animais de médio e grande porte soltos em vias, logradouros e estradas municipais; (ii) estabelece os deveres do responsável; (iii) disciplina a apreensão, o registro, o bem-estar do animal, a notificação, o prazo de resgate e a destinação por leilão ou doação, vedada a eliminação sem justificativa sanitária; (iv) prevê multa proporcional ao porte do animal, agravada na reincidência e em caso de acidente, com garantia de defesa; (v) determina a transparência dos dados de apreensões, multas e acidentes; e (vi) autoriza convênios com o Estado, o DER/PI, a ADEPI, órgãos de segurança e outros Municípios.</w:t>
+        <w:t xml:space="preserve">O projeto (i) proíbe a permanência de animais de médio e grande porte soltos em vias, logradouros e estradas municipais; (ii) estabelece os deveres do responsável; (iii) disciplina a apreensão, o registro, o bem-estar do animal, a notificação, o prazo de resgate e a destinação por leilão ou doação, vedada a eliminação sem justificativa sanitária; (iv) prevê multa proporcional ao porte do animal, com redução de 50% na primeira infração para o responsável que pagar prontamente e se comprometer a adequar suas instalações, e agravamento severo na reincidência — em triplo na primeira e em quíntuplo a partir da segunda —, em dobro em caso de acidente e com liberação do animal condicionada à vistoria das cercas do reincidente contumaz, sempre com garantia de defesa; (v) determina a transparência dos dados de apreensões, multas e acidentes; e (vi) autoriza convênios com o Estado, o DER/PI, a ADEPI, órgãos de segurança e outros Municípios.</w:t>
+      </w:r>
+    </w:p>
+    <w:p>
+      <w:pPr>
+        <w:spacing w:after="140" w:line="360"/>
+        <w:ind w:firstLine="709"/>
+        <w:jc w:val="both"/>
+      </w:pPr>
+      <w:r>
+        <w:t xml:space="preserve">A escala de sanções foi calibrada para distinguir o criador que falha uma única vez daquele que faz da via pública extensão de seu pasto. Na primeira infração, a multa de 60 UFIR para animal de grande porte (R$ 360,00 em 2026) pode ser reduzida à metade mediante pagamento rápido e compromisso de adequação. Na reincidência, o valor sobe para R$ 1.080,00 e, a partir da segunda reincidência, para R$ 1.800,00 por animal, somados à taxa de apreensão, também progressiva. O peso concentrado na reincidência preserva a proporcionalidade e a vedação ao confisco, sem retirar da norma sua força dissuasória.</w:t>
       </w:r>
     </w:p>
     <w:p>

--- a/Miguel Alves - Animais soltos em vias/Projeto de Lei de Iniciativa Popular e Exposição de Motivos.docx
+++ b/Miguel Alves - Animais soltos em vias/Projeto de Lei de Iniciativa Popular e Exposição de Motivos.docx
@@ -43,7 +43,7 @@
           <w:b/>
           <w:bCs/>
         </w:rPr>
-        <w:t xml:space="preserve">PROJETO DE LEI Nº ____/2026</w:t>
+        <w:t xml:space="preserve">PROJETO DE LEI COMPLEMENTAR Nº ____/2026</w:t>
       </w:r>
     </w:p>
     <w:p>
@@ -70,17 +70,17 @@
           <w:b/>
           <w:bCs/>
         </w:rPr>
-        <w:t xml:space="preserve">Dispõe sobre a proibição de animais soltos em vias, logradouros e estradas municipais de Miguel Alves, disciplina a apreensão, o depósito, a liberação e a destinação de animais apreendidos, e dá outras providências.</w:t>
-      </w:r>
-    </w:p>
-    <w:p>
-      <w:pPr>
-        <w:spacing w:after="140" w:line="360"/>
-        <w:ind w:firstLine="709"/>
-        <w:jc w:val="both"/>
-      </w:pPr>
-      <w:r>
-        <w:t xml:space="preserve">O POVO DO MUNICÍPIO DE MIGUEL ALVES, por meio de iniciativa popular, apresenta, e a CÂMARA MUNICIPAL DE MIGUEL ALVES aprova o seguinte Projeto de Lei:</w:t>
+        <w:t xml:space="preserve">Dispõe sobre a proibição de animais soltos em vias, logradouros e estradas municipais de Miguel Alves, disciplina a apreensão, o depósito, a liberação e a destinação de animais apreendidos, altera a Lei Municipal nº 592, de 5 de junho de 1995 (Código de Posturas), e dá outras providências.</w:t>
+      </w:r>
+    </w:p>
+    <w:p>
+      <w:pPr>
+        <w:spacing w:after="140" w:line="360"/>
+        <w:ind w:firstLine="709"/>
+        <w:jc w:val="both"/>
+      </w:pPr>
+      <w:r>
+        <w:t xml:space="preserve">O POVO DO MUNICÍPIO DE MIGUEL ALVES, por meio de iniciativa popular, apresenta, e a CÂMARA MUNICIPAL DE MIGUEL ALVES aprova o seguinte Projeto de Lei Complementar:</w:t>
       </w:r>
     </w:p>
     <w:p>
@@ -123,7 +123,7 @@
         <w:t xml:space="preserve">Art. 1º </w:t>
       </w:r>
       <w:r>
-        <w:t xml:space="preserve">Esta Lei proíbe a permanência de animais soltos em vias, logradouros e estradas sob jurisdição do Município de Miguel Alves e disciplina a apreensão, o depósito, a liberação e a destinação dos animais apreendidos, com fundamento no art. 30, I e II, da Constituição Federal, no art. 24 da Lei Federal nº 9.503, de 23 de setembro de 1997 (Código de Trânsito Brasileiro), e no art. 8º, XII, XXIII, XXIV, XXVI e XXX, da Lei Orgânica do Município.</w:t>
+        <w:t xml:space="preserve">Esta Lei complementa o Capítulo V do Título III da Lei Municipal nº 592, de 5 de junho de 1995 (Código de Posturas), regulamenta a proibição de permanência de animais nas vias públicas prevista em seu art. 96 e disciplina a apreensão, o depósito, a liberação e a destinação dos animais apreendidos, com fundamento no art. 30, I e II, da Constituição Federal, no art. 24 da Lei Federal nº 9.503, de 23 de setembro de 1997 (Código de Trânsito Brasileiro), e no art. 8º, XII, XXIII, XXIV, XXVI e XXX, da Lei Orgânica do Município.</w:t>
       </w:r>
     </w:p>
     <w:p>
@@ -260,7 +260,7 @@
         <w:t xml:space="preserve">Art. 3º </w:t>
       </w:r>
       <w:r>
-        <w:t xml:space="preserve">É proibido, no território do Município:</w:t>
+        <w:t xml:space="preserve">Sem prejuízo do disposto nos arts. 94, IV e V, 96, 99, 100 e 104 do Código de Posturas, é proibido, no território do Município:</w:t>
       </w:r>
     </w:p>
     <w:p>
@@ -424,7 +424,7 @@
         <w:t xml:space="preserve">Art. 6º </w:t>
       </w:r>
       <w:r>
-        <w:t xml:space="preserve">O animal encontrado solto em via pública será apreendido pelo órgão municipal competente para a fiscalização de posturas, trânsito ou vigilância sanitária, que poderá contar com o apoio de órgãos e entidades conveniados na forma do art. 18 desta Lei.</w:t>
+        <w:t xml:space="preserve">Na forma do art. 97 do Código de Posturas, o animal encontrado solto em via pública será apreendido pelo órgão municipal competente para a fiscalização de posturas, trânsito ou vigilância sanitária, que poderá contar com o apoio de órgãos e entidades conveniados na forma do art. 18 desta Lei.</w:t>
       </w:r>
     </w:p>
     <w:p>
@@ -1063,7 +1063,7 @@
         <w:t xml:space="preserve">Art. 19. </w:t>
       </w:r>
       <w:r>
-        <w:t xml:space="preserve">Esta Lei aplica-se sem prejuízo do Código de Posturas do Município, do Código de Trânsito Brasileiro, da Lei Estadual nº 5.802, de 2008, e da legislação federal e estadual de proteção animal e de defesa sanitária animal.</w:t>
+        <w:t xml:space="preserve">Às infrações ao art. 96 do Código de Posturas e ao art. 3º desta Lei aplicam-se exclusivamente as multas previstas no art. 13 desta Lei, não incidindo, quanto a elas, o art. 108 do Código de Posturas.</w:t>
       </w:r>
     </w:p>
     <w:p>
@@ -1080,6 +1080,40 @@
         <w:t xml:space="preserve">Art. 20. </w:t>
       </w:r>
       <w:r>
+        <w:t xml:space="preserve">Ficam revogados o art. 98 e os §§ 1º a 3º do art. 101 da Lei Municipal nº 592, de 5 de junho de 1995 (Código de Posturas).</w:t>
+      </w:r>
+    </w:p>
+    <w:p>
+      <w:pPr>
+        <w:spacing w:after="140" w:line="360"/>
+        <w:ind w:firstLine="709"/>
+        <w:jc w:val="both"/>
+      </w:pPr>
+      <w:r>
+        <w:rPr>
+          <w:b/>
+          <w:bCs/>
+        </w:rPr>
+        <w:t xml:space="preserve">Art. 21. </w:t>
+      </w:r>
+      <w:r>
+        <w:t xml:space="preserve">Aplicam-se a esta Lei, no que não a contrariarem, as disposições gerais do Código de Posturas, sem prejuízo do Código de Trânsito Brasileiro, da Lei Estadual nº 5.802, de 2008, e da legislação federal e estadual de proteção animal e de defesa sanitária animal.</w:t>
+      </w:r>
+    </w:p>
+    <w:p>
+      <w:pPr>
+        <w:spacing w:after="140" w:line="360"/>
+        <w:ind w:firstLine="709"/>
+        <w:jc w:val="both"/>
+      </w:pPr>
+      <w:r>
+        <w:rPr>
+          <w:b/>
+          <w:bCs/>
+        </w:rPr>
+        <w:t xml:space="preserve">Art. 22. </w:t>
+      </w:r>
+      <w:r>
         <w:t xml:space="preserve">O Poder Executivo regulamentará esta Lei no que for necessário à sua execução, sem prejuízo da aplicação imediata dos dispositivos que independam de regulamentação.</w:t>
       </w:r>
     </w:p>
@@ -1094,7 +1128,7 @@
           <w:b/>
           <w:bCs/>
         </w:rPr>
-        <w:t xml:space="preserve">Art. 21. </w:t>
+        <w:t xml:space="preserve">Art. 23. </w:t>
       </w:r>
       <w:r>
         <w:t xml:space="preserve">Esta Lei entra em vigor 90 (noventa) dias após a data de sua publicação.</w:t>
@@ -1215,7 +1249,7 @@
           <w:i/>
           <w:iCs/>
         </w:rPr>
-        <w:t xml:space="preserve">Projeto de Lei de Iniciativa Popular nº ____/2026</w:t>
+        <w:t xml:space="preserve">Projeto de Lei Complementar de Iniciativa Popular nº ____/2026</w:t>
       </w:r>
     </w:p>
     <w:p>
@@ -1283,7 +1317,27 @@
         <w:spacing w:after="140" w:before="280"/>
       </w:pPr>
       <w:r>
-        <w:t xml:space="preserve">2. A base legal já existe, mas o serviço não funciona</w:t>
+        <w:t xml:space="preserve">2. A lei já proíbe há trinta anos, mas não é cumprida</w:t>
+      </w:r>
+    </w:p>
+    <w:p>
+      <w:pPr>
+        <w:spacing w:after="140" w:line="360"/>
+        <w:ind w:firstLine="709"/>
+        <w:jc w:val="both"/>
+      </w:pPr>
+      <w:r>
+        <w:t xml:space="preserve">O Código de Posturas do Município (Lei nº 592, de 5 de junho de 1995) já estabelece que “é proibida a permanência de animais nas vias públicas” (art. 96) e que “os animais encontrados nas ruas, praças, estradas ou caminhos públicos serão recolhidos ao depósito da Municipalidade” (art. 97), fixando prazo de 7 dias para retirada, mediante pagamento de multa e taxa, sob pena de venda em hasta pública (art. 98). Proíbe também a criação de porcos e de gado no perímetro urbano (arts. 99 e 100), a passagem de rebanhos pela cidade (art. 104) e o abandono de animais (art. 107, X), e impõe aos proprietários rurais o dever de cercar os terrenos destinados à pecuária (arts. 146 e 147).</w:t>
+      </w:r>
+    </w:p>
+    <w:p>
+      <w:pPr>
+        <w:spacing w:after="140" w:line="360"/>
+        <w:ind w:firstLine="709"/>
+        <w:jc w:val="both"/>
+      </w:pPr>
+      <w:r>
+        <w:t xml:space="preserve">Passadas três décadas, essas normas não produziram efeito: os animais continuam nas vias e os acidentes se repetem. Além disso, o Código envelheceu. As multas são calculadas sobre o “valor de referência vigente” definido no Código Tributário Municipal (arts. 108 e 171), mas o Código Tributário de 2025 (Lei nº 970/2025), que revogou o anterior, não define mais esse valor, adotando apenas a UFIR, de R$ 6,00. A multa ficou, assim, indeterminada ou, se calculada sobre a UFIR, reduzida a cerca de R$ 12,00 por infração, valor sem qualquer efeito dissuasório. O art. 101, por sua vez, ainda autoriza o sacrifício de cães apreendidos, prática hoje vedada pela Lei Federal nº 14.228/2021.</w:t>
       </w:r>
     </w:p>
     <w:p>
@@ -1313,7 +1367,7 @@
         <w:jc w:val="both"/>
       </w:pPr>
       <w:r>
-        <w:t xml:space="preserve">O próprio Município reconheceu a necessidade do serviço: o novo Código Tributário Municipal (Lei nº 970, de 29 de dezembro de 2025) instituiu a Taxa de Serviços Municipais Diversos, que tem como fato gerador o “depósito e liberação de bens, animais e mercadorias apreendidas” (art. 358, I), com valores progressivos conforme a reincidência (Anexo X, Tabela 1). Falta, contudo, uma norma que defina de modo claro a proibição, as hipóteses e o procedimento de apreensão, os prazos de resgate, a destinação dos animais não reclamados e as penalidades aplicáveis ao responsável. Este projeto supre essa lacuna.</w:t>
+        <w:t xml:space="preserve">O próprio Município reconheceu a necessidade do serviço: o novo Código Tributário Municipal (Lei nº 970, de 29 de dezembro de 2025) instituiu a Taxa de Serviços Municipais Diversos, que tem como fato gerador o “depósito e liberação de bens, animais e mercadorias apreendidas” (art. 358, I), com valores progressivos conforme a reincidência (Anexo X, Tabela 1). O presente projeto não cria uma proibição nova: atualiza e torna aplicável a que já existe, definindo com clareza o procedimento de apreensão, o registro, o bem-estar do animal, a notificação, a destinação dos animais não reclamados e multas efetivas, expressas em UFIR, além de revogar o art. 98, substituído por disciplina mais completa, e os dispositivos que autorizam o sacrifício de cães.</w:t>
       </w:r>
     </w:p>
     <w:p>
@@ -1332,7 +1386,7 @@
         <w:jc w:val="both"/>
       </w:pPr>
       <w:r>
-        <w:t xml:space="preserve">O projeto (i) proíbe a permanência de animais de médio e grande porte soltos em vias, logradouros e estradas municipais; (ii) estabelece os deveres do responsável; (iii) disciplina a apreensão, o registro, o bem-estar do animal, a notificação, o prazo de resgate e a destinação por leilão ou doação, vedada a eliminação sem justificativa sanitária; (iv) prevê multa proporcional ao porte do animal, com redução de 50% na primeira infração para o responsável que pagar prontamente e se comprometer a adequar suas instalações, e agravamento severo na reincidência — em triplo na primeira e em quíntuplo a partir da segunda —, em dobro em caso de acidente e com liberação do animal condicionada à vistoria das cercas do reincidente contumaz, sempre com garantia de defesa; (v) determina a transparência dos dados de apreensões, multas e acidentes; e (vi) autoriza convênios com o Estado, o DER/PI, a ADEPI, órgãos de segurança e outros Municípios.</w:t>
+        <w:t xml:space="preserve">O projeto (i) reafirma e detalha a proibição já contida no Código de Posturas quanto aos animais de médio e grande porte soltos em vias, logradouros e estradas municipais; (ii) estabelece os deveres do responsável; (iii) disciplina a apreensão, o registro, o bem-estar do animal, a notificação, o prazo de resgate e a destinação por leilão ou doação, vedada a eliminação sem justificativa sanitária; (iv) prevê multa proporcional ao porte do animal, com redução de 50% na primeira infração para o responsável que pagar prontamente e se comprometer a adequar suas instalações, e agravamento severo na reincidência — em triplo na primeira e em quíntuplo a partir da segunda —, em dobro em caso de acidente e com liberação do animal condicionada à vistoria das cercas do reincidente contumaz, sempre com garantia de defesa; (v) determina a transparência dos dados de apreensões, multas e acidentes; e (vi) autoriza convênios com o Estado, o DER/PI, a ADEPI, órgãos de segurança e outros Municípios.</w:t>
       </w:r>
     </w:p>
     <w:p>
@@ -1372,6 +1426,16 @@
       </w:pPr>
       <w:r>
         <w:t xml:space="preserve">A matéria é de interesse local (CF, art. 30, I) e insere-se no poder de polícia administrativa do Município, na proteção da fauna e do meio ambiente (CF, arts. 23, VI e VII, e 225, § 1º, VII) e na segurança viária.</w:t>
+      </w:r>
+    </w:p>
+    <w:p>
+      <w:pPr>
+        <w:spacing w:after="140" w:line="360"/>
+        <w:ind w:firstLine="709"/>
+        <w:jc w:val="both"/>
+      </w:pPr>
+      <w:r>
+        <w:t xml:space="preserve">Por alterar o Código de Posturas, a proposta é apresentada como projeto de lei complementar, sujeito a duas discussões e votações (Regimento Interno, art. 160, III e parágrafo único) e à aprovação pela maioria absoluta dos membros da Câmara (Lei Orgânica, art. 63, III).</w:t>
       </w:r>
     </w:p>
     <w:p>
